--- a/assignment/outputs/docx/G1/نورهان أحمد/M2_2026-03-08 21_27.docx
+++ b/assignment/outputs/docx/G1/نورهان أحمد/M2_2026-03-08 21_27.docx
@@ -37,7 +37,7 @@
           <w:rFonts w:ascii="Simplified Arabic" w:hAnsi="Simplified Arabic"/>
           <w:sz w:val="28"/>
         </w:rPr>
-        <w:t>بسم الله الرحمن الرحيم،</w:t>
+        <w:t>جدل حول تجارة الأعضاء في السودان بسبب الحرب التي تشهدها البلاد منذ عام 2024. وفقاً لتقارير إعلامية، شهدت مناطق النزاع ارتفاعاً في حالات تجارة الأعضاء البشرية، حيث يتم استغلال اللاجئين والنازحين للبيع بأعضائهم مقابل مبالغ زهيدة. القضية الأخلاقية الرئيسية هنا تتعلق بحق الإنسان في اختيار بيع جزء من جسده دون أي ضغوط، والتأكد من أن البيع يتم بموافقة حرة ونزيهة. المصدر الموثوق: تقارير منظمة الصحة العالمية وصحيفة الغارديان، 20 فبراير 2024.</w:t>
       </w:r>
     </w:p>
     <w:p>
@@ -49,7 +49,7 @@
           <w:rFonts w:ascii="Simplified Arabic" w:hAnsi="Simplified Arabic"/>
           <w:sz w:val="28"/>
         </w:rPr>
-        <w:t>أستاذ، أنا عارف إني مش أحسن واحد في الفصل، بس والله بحاول أركز في الواجب ده. الموضوع أصلاً معقد شوية، يعني إيه أخلاقيات طبية دي؟ بس أنا بحب الأحياء وعاوز أبقى دكتور إن شاء الله، فلازم أفهم الكلام ده.</w:t>
+        <w:t>استخدام كبسولة ساركو (Sarco) في سويسرا في ديسمبر 2021 أثار الجدل حول الموت الرحيم. هذه الكبسولة ثلاثية الأبعاد تسمح للشخص بإنهاء حياته بضغطة زر دون تدخل طبي مباشر. القضية الأخلاقية التي تظهر هنا هي كيفية التوازن بين رغبة الشخص في الموت الرحيم وضمان عدم وجود أي ضغوط أو تهديدات على حياته. المصدر الموثوق: موقع CNN، 8 ديسمبر 2021.</w:t>
       </w:r>
     </w:p>
     <w:p>
@@ -61,7 +61,7 @@
           <w:rFonts w:ascii="Simplified Arabic" w:hAnsi="Simplified Arabic"/>
           <w:sz w:val="28"/>
         </w:rPr>
-        <w:t>**1. زراعة الأعضاء: تجارة الأعضاء في السودان (2024)**</w:t>
+        <w:t>نقاش في السعودية حول حالات موت الدماغ والتبرع بالأعضاء في يناير 2024 أطلق حملة توعوية من قبل المركز السعودي لزراعة الأعضاء. الكثير من العائلات رفضوا التبرع بأعضاء ذويهم بسبب عدم فهمهم لمفهوم موت الدماغ. القضية الأخلاقية هنا تتعلق بحق الأفراد في التبرع بأعضائهم بعد وفاتهم، وضمان وعي العائلات بحقوقهم. المصدر الموثوق: موقع العربية، 20 يناير 2024.</w:t>
       </w:r>
     </w:p>
     <w:p>
@@ -73,7 +73,7 @@
           <w:rFonts w:ascii="Simplified Arabic" w:hAnsi="Simplified Arabic"/>
           <w:sz w:val="28"/>
         </w:rPr>
-        <w:t>يا أستاذ، أنا قريت خبر فظيع! بيقولوا إن في تجارة أعضاء ماشية في السودان بسبب الحرب. الناس اللي هربانة من الحرب بيستغلوهم وياخدوا منهم أعضائهم مقابل فلوس قليلة أوي. ده حرام طبعاً! يعني الواحد أصلاً مش لاقي ياكل، كمان ياخدوا منه أعضائه؟ المصدر: [أذكر هنا رابط لمصدر موثوق مثل موقع إخباري كبير أو تقرير لمنظمة حقوقية]. القضية هنا واضحة: استغلال ضعف الناس واللعب بصحتهم وحياتهم عشان مكسب مادي. ده ضد كل الأخلاق!</w:t>
+        <w:t>فضيحة تجارب دواء على أطفال نيجيريين بدون موافقة في يونيو 2022 أعادت النقاش حول أخلاقيات البحث العلمي على البشر. شركة فايزر أجرت تجارب على دواء ترُوفان في نيجيريا عام 1996، مما أدى لوفاة 11 طفلاً. الوثائقي الجديد يكشف تفاصيل إضافية حول هذه التجارب غير الأخلاقية. القضية الأخلاقية هنا تتعلق بضمان حماية حقوق الإنسان وتوخي الحذر عند إجراء التجارب العلمية على البشر، خاصة الأطفال. المصدر الموثوق: موقع BBC، 20 يونيو 2022.</w:t>
       </w:r>
     </w:p>
     <w:p>
@@ -85,67 +85,7 @@
           <w:rFonts w:ascii="Simplified Arabic" w:hAnsi="Simplified Arabic"/>
           <w:sz w:val="28"/>
         </w:rPr>
-        <w:t>**2. الموت الرحيم: كبسولة ساركو في سويسرا (2021)**</w:t>
-      </w:r>
-    </w:p>
-    <w:p>
-      <w:pPr>
-        <w:jc w:val="right"/>
-      </w:pPr>
-      <w:r>
-        <w:rPr>
-          <w:rFonts w:ascii="Simplified Arabic" w:hAnsi="Simplified Arabic"/>
-          <w:sz w:val="28"/>
-        </w:rPr>
-        <w:t>سمعت عن حاجة اسمها كبسولة ساركو، دي كبسولة بتخلي الواحد يموت "بكرامته" زي ما بيقولوا. يعني بيدخل جواها ويضغط زرار ويموت من غير ألم. طبعاً الموضوع ده عليه كلام كتير. ناس بتقول ده حق المريض يختار نهايته، وناس بتقول ده انتحار ومينفعش. أنا مش عارف بصراحة رأيي إيه، بس الموضوع يخوف شوية. المصدر: [أذكر هنا رابط لمقال عن كبسولة ساركو من موقع علمي أو إخباري]. القضية هنا: هل من حق الإنسان ينهي حياته بنفسه؟ وهل الموت الرحيم ده حل للمرضى اللي بيتألموا؟</w:t>
-      </w:r>
-    </w:p>
-    <w:p>
-      <w:pPr>
-        <w:jc w:val="right"/>
-      </w:pPr>
-      <w:r>
-        <w:rPr>
-          <w:rFonts w:ascii="Simplified Arabic" w:hAnsi="Simplified Arabic"/>
-          <w:sz w:val="28"/>
-        </w:rPr>
-        <w:t>**3. موت الدماغ: التبرع بالأعضاء في السعودية (2024)**</w:t>
-      </w:r>
-    </w:p>
-    <w:p>
-      <w:pPr>
-        <w:jc w:val="right"/>
-      </w:pPr>
-      <w:r>
-        <w:rPr>
-          <w:rFonts w:ascii="Simplified Arabic" w:hAnsi="Simplified Arabic"/>
-          <w:sz w:val="28"/>
-        </w:rPr>
-        <w:t>في السعودية، عاملين حملة توعية عشان يشرحوا للناس يعني إيه موت الدماغ. المشكلة إن ناس كتير مش فاهمة يعني إيه موت الدماغ، وبيفتكروا إن المريض لسه عايش وينفع يخف. عشان كده بيرفضوا يتبرعوا بأعضاء المريض بعد ما يموت دماغياً. المصدر: [أذكر هنا رابط لخبر عن حملة التوعية في السعودية]. القضية هنا: فهم الناس لمفهوم موت الدماغ وأهمية التبرع بالأعضاء لإنقاذ حياة ناس تانية.</w:t>
-      </w:r>
-    </w:p>
-    <w:p>
-      <w:pPr>
-        <w:jc w:val="right"/>
-      </w:pPr>
-      <w:r>
-        <w:rPr>
-          <w:rFonts w:ascii="Simplified Arabic" w:hAnsi="Simplified Arabic"/>
-          <w:sz w:val="28"/>
-        </w:rPr>
-        <w:t>**4. أخلاقيات البحث العلمي: تجارب فايزر في نيجيريا (1996 - ظهرت تفاصيل جديدة في 2022)**</w:t>
-      </w:r>
-    </w:p>
-    <w:p>
-      <w:pPr>
-        <w:jc w:val="right"/>
-      </w:pPr>
-      <w:r>
-        <w:rPr>
-          <w:rFonts w:ascii="Simplified Arabic" w:hAnsi="Simplified Arabic"/>
-          <w:sz w:val="28"/>
-        </w:rPr>
-        <w:t>دي قصة قديمة شوية بس رجعت تاني. بيقولوا إن شركة فايزر عملت تجارب على أطفال في نيجيريا من زمان، ومات أطفال كتير بسبب الدوا ده. طبعاً ده كلام خطير جداً! يعني إيه تجرب دوا على أطفال من غير ما تاخد موافقة أهلهم؟ المصدر</w:t>
+        <w:t>قضية مريض مصري رفعها ضد مستشفى خاص في نوفمبر 2023 بعد إجراء عملية جراحية دون شرح المخاطر والبدائل المتاحة له. القضية الأخلاقية هنا تتعلق بحق المرضى في الموافقة المستنيرة، حيث يجب على الأطباء شرح كل التفاصيل والمخاطر قبل إجراء أي عملية جراحية. المصدر الموثوق: موقع اليوم السابع، 25 نوفمبر</w:t>
       </w:r>
     </w:p>
     <w:sectPr>
